--- a/src/documentos/Manual_Tecnico_Frontend_OPT.docx
+++ b/src/documentos/Manual_Tecnico_Frontend_OPT.docx
@@ -2249,6 +2249,12 @@
       </w:r>
     </w:p>
     <w:p>
+      <w:pPr/>
+      <w:r>
+        <w:t>Selector de sucursal en el menú (2026-09-15). Shell (layout/shell/) agrega, junto al menú de navegación, un selector de sucursal (mat-menu, ícono storefront) construido en el cliente: en el constructor pide Sucursales.listar() y lo filtra contra auth.usuarioActual()?.sucursalesAsignadas — deliberadamente sin un endpoint «mis sucursales» nuevo, porque el catálogo por usuario es chico. Con una sola sucursal asignada se muestra de solo lectura (.sucursal-unica, sin flecha de menú: no hay nada entre qué elegir); con más de una, el botón abre el menú y cada ítem llama a Auth.cambiarSucursal(id). En pantallas angostas colapsa a un icon-button con tooltip, igual que el resto de la barra. Ver 4.2 para el detalle de por qué el cambio no reemite el JWT.</w:t>
+      </w:r>
+    </w:p>
+    <w:p>
       <w:pPr>
         <w:pStyle w:val="Heading1"/>
       </w:pPr>
@@ -2468,6 +2474,12 @@
           <w:i w:val="0"/>
         </w:rPr>
         <w:t>Auth (core/services/auth.ts) es la única fuente de verdad de la sesión en memoria. Al hacer login, guarda el token en TokenStorage y reconstruye UsuarioActual decodificando los claims del propio JWT — no existe todavía un endpoint /me. Al recargar la página, restaurarSesion() repite el mismo proceso a partir del token guardado en sessionStorage, validando además que no esté expirado.</w:t>
+      </w:r>
+    </w:p>
+    <w:p>
+      <w:pPr/>
+      <w:r>
+        <w:t>Sucursal actual de la sesión (2026-09-15). Auth también mantiene sucursalActualId (signal), equivalente al selector del legacy: al hacer login se fija a UsuarioActual.sucursalActivaId (la primera sucursal asignada, regla ya existente) y queda respaldada en sessionStorage (clave opt.sucursalActual) para sobrevivir a un refresh, igual que el propio token. cambiarSucursal(sucursalId) solo acepta un id presente en sucursalesAsignadas — cualquier otro valor se ignora en silencio, porque el selector del menú nunca debería ofrecer uno que no corresponda. El cambio es puramente de sesión en el frontend: no vuelve a pedir nada al backend ni reemite el JWT, porque OPT.API ya autoriza cualquier operación contra cualquiera de las sucursales asignadas al usuario (AutorizacionSucursal.ValidarAcceso, no solo la sucursalId activa del token — ver Manual_Tecnico_Backend_OPT.docx §8.3). JwtClaims ganó el campo sucursales (CSV de UsuarioSucursal) y UsuarioActual ganó sucursalesAsignadas (number[]), ambos poblados al decodificar el JWT.</w:t>
       </w:r>
     </w:p>
     <w:p>
@@ -3829,7 +3841,7 @@
         <w:pStyle w:val="Heading1"/>
       </w:pPr>
       <w:r>
-        <w:t>6. Módulo Comercial — Órdenes de Trabajo, Abonos, Pagos, Cuotas y Cobranza (implementado); Inventario (parcial)</w:t>
+        <w:t>6. Módulo Comercial — Órdenes de Trabajo, Abonos, Pagos, Cuotas y Cobranza y Operativos (implementado); Inventario (parcial)</w:t>
       </w:r>
     </w:p>
     <w:p>
@@ -3900,6 +3912,24 @@
           <w:i w:val="0"/>
         </w:rPr>
         <w:t>6.6 Segunda pasada sobre la ficha/alta de OT (2026-09-08, ADR 0010). Seis observaciones puntuales del negocio, resueltas sin tocar backend salvo una excepción (ver 4.3 equivalente en Manual_Tecnico_Backend_OPT.docx). Bloqueo de edición: la ficha (6.1) muestra un aviso fijo (.aviso--bloqueo, icono block/lock) cuando la OT está Entregado o anulada — la regla de dominio ya existía (OrdenDeTrabajo.GarantizarModificable), faltaba comunicarla. Cabecera en el paso Cliente: fechaAtencion (default hoy), fechaEntrega, horaEntrega, empresa y beneficiario se movieron a formCliente del asistente de alta (6.3) — antes vivían repartidos entre el paso Detalle y ninguna parte; el N° de OT lo sigue generando la base de datos. Combo de receta reciente: el paso Receta ofrece un mat-select con la receta más nueva del cliente dentro de los últimos 3 meses contados desde hoy (preseleccionada al crear) y un botón «Ver historial completo» que revela el mat-radio-group de siempre — no se pierde la posibilidad de elegir una receta más antigua. Rediseño del paso Pago: reemplaza al checkbox «Sin plan de cuotas» de la sesión anterior. formPago.modalidadPago ('total' | 'abonoCuotas' | 'cuotas' | null) es nulo y obligatorio por defecto — nunca un valor prellenado, porque eso habría dejado el saldo en 0 antes de que el usuario eligiera nada, rompiendo la regla de que un saldo sin decisión bloquea el guardado. Un único effect() en el constructor habilita/deshabilita los controles de formPago según la modalidad elegida (pagar el total; abonar y financiar el resto en cuotas; pagar todo en cuotas). cuotasPreview, un computed(), replica en el frontend la fórmula exacta de OrdenDeTrabajo.GenerarPlanCuotas del backend (monto truncado a 2 decimales por cuota, el resto de redondeo en la última, vencimientos mensuales con AddMonths — se confirmó con el usuario que las cuotas siguen siendo mensuales, no de 30 días fijos) para mostrar la tabla de cuotas antes de guardar; el backend sigue siendo quien genera el plan real al persistir. Único cambio de backend: CrearRecetaCristalesCommandValidator/ActualizarRecetaCristalesCommandValidator dejaron de exigir con NotEmpty() las 6 observaciones de Receta cuando su checkbox Lejos/Cerca está activo — la relajación del Validators.required del frontend por sí sola habría dejado el botón Guardar habilitado pero la API rechazando con 422. No se pudo compilar OPT.sln ni correr ng test en el entorno donde se hizo el cambio (dotnet no instalado; Vitest no devolvió resultado) — pendiente verificar antes de desplegar. Ver ADR 0010.</w:t>
+      </w:r>
+    </w:p>
+    <w:p>
+      <w:pPr/>
+      <w:r>
+        <w:t>6.7 N° de OT manual (2026-09-11). numeroOT vuelve a ser el primer campo del paso Cliente del asistente de alta (6.3), obligatorio y &gt; 0 en el cliente (mismo validador que el resto del formulario), deshabilitado en edición igual que cliente/sucursalId — es inmutable tras crear la orden. La base de datos dejó de generarlo (antes con SEQ_NumeroOT): el operador lo teclea, igual que en el legacy, pero ahora con la validación de duplicados por año que el legacy nunca tuvo (ver Manual_Tecnico_Backend_OPT.docx §4.3/§7.7). El mensaje de duplicado llega tal cual desde el backend vía el errorInterceptor existente — sin lógica nueva en el frontend.</w:t>
+      </w:r>
+    </w:p>
+    <w:p>
+      <w:pPr/>
+      <w:r>
+        <w:t>6.8 Rediseño del ticket imprimible y reimpresión (2026-09-15, sin cambios de backend). ticket-ot (6.4) pasó a replicar el formato del legacy _ParcialTicketOT.cshtml: encabezado con los datos fijos de la empresa (constante EMPRESA en ticket-ot.ts — nombre «Centro Óptico BL», RUT, fono y dirección, con nota en el código de que está pendiente de definición final), el texto «Nota de venta y autorización de descuento» con líneas de firma, y se imprime en NUMERO_DE_COPIAS = 3 copias (una visible en pantalla, tres en el papel vía @for + reglas de impresión en ticket-ot.scss) — el legacy generaba 3 copias para que el cliente firme el compromiso de pago. La lógica de impresión compartida (marcar &lt;body class="opt-imprimiendo"&gt;, llamar a window.print(), limpiar en afterprint con un finally de respaldo) se extrajo a shared/utils/impresion.util.ts (imprimirConClaseBody()), reemplazando el window.print() suelto que antes vivía solo en orden-creada-dialog. Nuevo componente features/ordenes-de-trabajo/components/imprimir-ticket-dialog/ (ImprimirTicketDialog, MatDialog): reimprime el ticket de una OT ya existente desde el botón «Imprimir ticket» de la ficha de la OT (orden-de-trabajo-ficha), disponible aunque la orden esté anulada o entregada — reimprimir no modifica nada, así que no queda sujeto al bloqueo de edición de 6.6. Es la versión de OrdenCreadaDialog sin los botones «Nueva OT»/«Ver orden» (acá no se acaba de crear nada): ambos diálogos comparten &lt;app-ticket-ot&gt; y el mismo helper de impresión.</w:t>
+      </w:r>
+    </w:p>
+    <w:p>
+      <w:pPr/>
+      <w:r>
+        <w:t>6.9 Módulo Operativo (2026-09-15, frontend). features/operativos/ agrupa las OT de una jornada en terreno bajo un Operativo, registra sus gastos y expone ganancia/pérdida (ambas fórmulas, Pagado−Gastos y Vendido−Gastos, ya calculadas por el backend). Sigue el mismo patrón de agregado que Órdenes de Trabajo (§6): alta/edición es un diálogo (OperativoForm — Empresa por autocompletado igual que en el formulario de OT, Sucursal por mat-select, ambas inmutables tras crear), y la ficha (/operativos/:publicId) es ruteada porque agrupa dos historiales de subrecurso a la vez — Órdenes asociadas y Gastos —, mismo criterio que la ficha del cliente y la de la OT. El flujo de estados (Prospecto→Ingresado→Cobranza→Cerrado) solo permite avanzar, nunca retroceder: a diferencia de OrdenDeTrabajo.CambiarEstado, el dominio de Operativo no admite volver a un estado anterior. Anular solo es posible desde Prospecto o Ingresado (lo indica el catálogo /api/estados-operativo, no una constante del frontend). Para asociar una OT se reutiliza el componente compartido &lt;app-selector-orden&gt; (ya usado por Abonos/Pagos/Cuotas), envuelto en AsociarOrdenDialog — no se creó un buscador nuevo. El chip de estado (EstadoOperativoChip) no definió tokens de color nuevos: reutiliza las clases globales opt-chip--info/si/alerta de styles.scss, evitando el proceso de auditoría WCAG que exige el documento de branding para sumar un color — un catálogo de 5 estados no lo justificaba. El listado de Órdenes de Trabajo (§6.2) ganó el filtro de contexto operativoPublicId (mismo mecanismo que empresaPublicId/clientePublicId) para que el botón “Ver en el listado de OT” de la ficha del Operativo navegue hasta ahí. Registrado en app.routes.ts (/operativos) y en el grupo “Comercial” del menú de Shell. Verificado con npm run lint/build (limpios) y npm test (105/107 — los 2 que fallan son de orden-de-trabajo-form.spec.ts, preexistentes y no relacionados). No verificado aún en navegador contra dbOPT_NET real: depende de que se aplique 009_modulo_operativo.sql, todavía pendiente en el backend (ver Manual_Tecnico_Backend_OPT.docx).</w:t>
       </w:r>
     </w:p>
     <w:p>
@@ -4082,6 +4112,20 @@
           <w:i w:val="0"/>
         </w:rPr>
         <w:t>ExceptionHandlingMiddleware (backend) devuelve toda respuesta de error en formato ProblemDetails (RFC 7807, content-type application/problem+json). errorInterceptor la traduce a un Toast usando el campo title; cuando la excepción de origen fue una ValidationException, el detalle de campos viaja en extensions.errores.</w:t>
+      </w:r>
+    </w:p>
+    <w:p>
+      <w:pPr>
+        <w:pStyle w:val="Heading2"/>
+      </w:pPr>
+      <w:r>
+        <w:t>8.4 Autorización por rol y por sucursal (2026-09-15)</w:t>
+      </w:r>
+    </w:p>
+    <w:p>
+      <w:pPr/>
+      <w:r>
+        <w:t>El control de autorización real vive en el backend (AutorizarRolesAttribute + AutorizacionSucursal — ver Manual_Tecnico_Backend_OPT.docx §8.3 y Manual_Tecnico_Seguridad_OPT.docx). El frontend no reimplementa ninguna regla: el selector de sucursal del menú (3.4) es una comodidad de sesión — dado que OPT.API ya autoriza contra cualquiera de las sucursales asignadas al usuario, cambiar la sucursal activa en el menú no requiere volver a autenticarse. Un 403 (ForbiddenAccessException, recurso de otra sucursal) o un intento de acción sin el rol requerido llegan como cualquier otro error de la API y los maneja el mismo errorInterceptor/ProblemDetails de 8.3 — no hay todavía una pantalla o mensaje específico para «no tiene permiso» distinto del genérico.</w:t>
       </w:r>
     </w:p>
     <w:p>
@@ -5339,6 +5383,14 @@
         <w:t>Agregar búsqueda/filtro client-side a la lista de Empresas (491 filas sin paginar en el backend) — mejora de bajo costo con MatTableDataSource, no incluida en la primera versión del listado.</w:t>
       </w:r>
     </w:p>
+    <w:p>
+      <w:pPr>
+        <w:pStyle w:val="ListBullet"/>
+      </w:pPr>
+      <w:r>
+        <w:t>Aplicar 009_modulo_operativo.sql contra dbOPT_NET y verificar el módulo Operativo (features/operativos/, §6.9) end-to-end con una sesión autenticada real — hoy solo está verificado con lint/build/test, sin backend aplicado a una base real.</w:t>
+      </w:r>
+    </w:p>
     <w:sectPr>
       <w:pgSz w:w="12240" w:h="15840"/>
       <w:pgMar w:top="1440" w:right="1797" w:bottom="1440" w:left="1797" w:header="720" w:footer="720" w:gutter="0"/>

--- a/src/documentos/Manual_Tecnico_Frontend_OPT.docx
+++ b/src/documentos/Manual_Tecnico_Frontend_OPT.docx
@@ -3929,7 +3929,37 @@
     <w:p>
       <w:pPr/>
       <w:r>
-        <w:t>6.9 Módulo Operativo (2026-09-15, frontend). features/operativos/ agrupa las OT de una jornada en terreno bajo un Operativo, registra sus gastos y expone ganancia/pérdida (ambas fórmulas, Pagado−Gastos y Vendido−Gastos, ya calculadas por el backend). Sigue el mismo patrón de agregado que Órdenes de Trabajo (§6): alta/edición es un diálogo (OperativoForm — Empresa por autocompletado igual que en el formulario de OT, Sucursal por mat-select, ambas inmutables tras crear), y la ficha (/operativos/:publicId) es ruteada porque agrupa dos historiales de subrecurso a la vez — Órdenes asociadas y Gastos —, mismo criterio que la ficha del cliente y la de la OT. El flujo de estados (Prospecto→Ingresado→Cobranza→Cerrado) solo permite avanzar, nunca retroceder: a diferencia de OrdenDeTrabajo.CambiarEstado, el dominio de Operativo no admite volver a un estado anterior. Anular solo es posible desde Prospecto o Ingresado (lo indica el catálogo /api/estados-operativo, no una constante del frontend). Para asociar una OT se reutiliza el componente compartido &lt;app-selector-orden&gt; (ya usado por Abonos/Pagos/Cuotas), envuelto en AsociarOrdenDialog — no se creó un buscador nuevo. El chip de estado (EstadoOperativoChip) no definió tokens de color nuevos: reutiliza las clases globales opt-chip--info/si/alerta de styles.scss, evitando el proceso de auditoría WCAG que exige el documento de branding para sumar un color — un catálogo de 5 estados no lo justificaba. El listado de Órdenes de Trabajo (§6.2) ganó el filtro de contexto operativoPublicId (mismo mecanismo que empresaPublicId/clientePublicId) para que el botón “Ver en el listado de OT” de la ficha del Operativo navegue hasta ahí. Registrado en app.routes.ts (/operativos) y en el grupo “Comercial” del menú de Shell. Verificado con npm run lint/build (limpios) y npm test (105/107 — los 2 que fallan son de orden-de-trabajo-form.spec.ts, preexistentes y no relacionados). No verificado aún en navegador contra dbOPT_NET real: depende de que se aplique 009_modulo_operativo.sql, todavía pendiente en el backend (ver Manual_Tecnico_Backend_OPT.docx).</w:t>
+        <w:t>6.9 Módulo Operativo (2026-09-15, frontend). features/operativos/ agrupa las OT de una jornada en terreno bajo un Operativo, registra sus gastos y expone ganancia/pérdida (ambas fórmulas, Pagado−Gastos y Vendido−Gastos, ya calculadas por el backend). Sigue el mismo patrón de agregado que Órdenes de Trabajo (§6): alta/edición es un diálogo (OperativoForm — Empresa por autocompletado igual que en el formulario de OT, Sucursal por mat-select, ambas inmutables tras crear), y la ficha (/operativos/:publicId) es ruteada porque agrupa dos historiales de subrecurso a la vez — Órdenes asociadas y Gastos —, mismo criterio que la ficha del cliente y la de la OT. El flujo de estados (Prospecto→Ingresado→Cobranza→Cerrado) solo permite avanzar, nunca retroceder: a diferencia de OrdenDeTrabajo.CambiarEstado, el dominio de Operativo no admite volver a un estado anterior. Anular solo es posible desde Prospecto o Ingresado (lo indica el catálogo /api/estados-operativo, no una constante del frontend). Para asociar una OT se reutiliza el componente compartido &lt;app-selector-orden&gt; (ya usado por Abonos/Pagos/Cuotas), envuelto en AsociarOrdenDialog — no se creó un buscador nuevo. El chip de estado (EstadoOperativoChip) no definió tokens de color nuevos: reutiliza las clases globales opt-chip--info/si/alerta de styles.scss, evitando el proceso de auditoría WCAG que exige el documento de branding para sumar un color — un catálogo de 5 estados no lo justificaba. El listado de Órdenes de Trabajo (§6.2) ganó el filtro de contexto operativoPublicId (mismo mecanismo que empresaPublicId/clientePublicId) para que el botón “Ver en el listado de OT” de la ficha del Operativo navegue hasta ahí. Registrado en app.routes.ts (/operativos) y en el grupo “Comercial” del menú de Shell. Verificado con npm run lint/build (limpios) y npm test (105/107 — los 2 que fallan son de orden-de-trabajo-form.spec.ts, preexistentes y no relacionados). Script 009_modulo_operativo.sql aplicado a dbOPT_NET el 2026-09-16 (ver §6.9.1 para el submenú Recepción agregado después). No verificado en navegador con sesión autenticada real — mismo bloqueo estructural de todo el sistema (usuarios migrados con clave de 4 caracteres, validador exige 6).</w:t>
+      </w:r>
+    </w:p>
+    <w:p>
+      <w:pPr/>
+      <w:r>
+        <w:t>6.9.1 Submenú Recepción y Reporte de Cristales (sesión 2026-09-22, HU-OP-03 a HU-OP-10 de src/documentos/HU/02_HU_Modulo_Operativo.html). La pestaña "Órdenes" de operativo-ficha se renombró a "Recepción" y sumó: columna Fecha de atención; un filtro por estado de OT (mat-select, cliente-side — el volumen de OT por Operativo es de jornada, no amerita paginación server-side como el listado general de OT); acción "Avanzar etapa" por fila (reutiliza OrdenesDeTrabajo.cambiarEstado) y "Anular OT" en el menú de más acciones (reutiliza OrdenesDeTrabajo.anular + MotivoDialog) — ambas sin salir de la ficha del Operativo ni navegar a la ficha de la OT; y el botón "Nueva OT". Como estas dos acciones operan sobre la OT y no devuelven el Operativo completo, tras ejecutarlas se relee el Operativo con Operativos.obtener(...) sin pasar por el signal cargando, para no disparar el skeleton completo de la ficha (ver ejecutarSobreOrden en operativo-ficha.ts). El botón de avance de la cabecera pasa a decir "Iniciar recepción" en vez de "Avanzar a Ingresado" cuando el Operativo está en Prospecto (HU-OP-09); en cualquier otra etapa sigue diciendo "Avanzar a X".</w:t>
+      </w:r>
+    </w:p>
+    <w:p>
+      <w:pPr/>
+      <w:r>
+        <w:t>"Nueva OT" desde Recepción (HU-OP-04) encadena dos llamadas HTTP en el frontend (crear la OT, luego asociarla) porque el backend no ofrece un comando combinado — aceptado así por el propio HU. orden-de-trabajo-form ganó un tercer origen de contexto (además de "alta libre" y "edición"): query params operativoPublicId/empresaPublicId/sucursalId, leídos en el constructor. Con ese contexto presente, Empresa se precarga y su control se deshabilita (aviso .aviso-operativo en vez del hint habitual), y la sucursal usada al crear es la del contexto — no Auth.sucursalActualId(), que puede ser otra si el usuario tiene el menú del Shell en una sucursal distinta. Tras crear la OT con éxito se llama a Operativos.asociarOrden(...) antes de abrir OrdenCreadaDialog; si la asociación falla, se avisa con un toast pero la OT ya creada no se pierde (criterio de aceptación explícito de HU-OP-04) y la navegación final va a /operativos/:publicId en vez de a la ficha de la OT.</w:t>
+      </w:r>
+    </w:p>
+    <w:p>
+      <w:pPr/>
+      <w:r>
+        <w:t>Reporte de Cristales (HU-OP-10, GET /api/operativos/{publicId}/reporte-cristales): pestaña nueva de operativo-ficha que carga bajo demanda al entrar a la pestaña (evento (click) en el mat-tab, no en cargar() de la ficha) para no pagar el costo en las otras pestañas, que se usan más seguido. Reutiliza app-receta-graduacion tal cual (una card por OT, una tabla de graduación por receta), con filtro por estado. Dos exportaciones, ninguna suma una librería nueva al proyecto: "Exportar a Excel" genera un CSV client-side (con BOM UTF-8 para que Excel en Windows no rompa las tildes) — no hay librería de .xlsx instalada y no se justificó agregar una; el formato de columnas es una primera versión, el propio HU señala que se valida con el usuario antes de cerrarlo. "Exportar a PDF" abre components/reporte-cristales-imprimible/ (ReporteCristalesImprimible), un diálogo que reutiliza imprimirConClaseBody() — el mismo mecanismo ya establecido para el ticket de OT (§6.8) — y deja que "Guardar como PDF" lo haga el navegador desde su diálogo nativo de impresión; no hay generación de PDF real en ninguna capa.</w:t>
+      </w:r>
+    </w:p>
+    <w:p>
+      <w:pPr/>
+      <w:r>
+        <w:t>Verificado con npm run build/npm run lint (limpios) y npm test (66/66 archivos, 105/105 tests, sin regresiones). No verificado en navegador con sesión autenticada real. Cobranza (Épica C del HU) y Gastos con categoría/fecha (Épica D) quedaron fuera de esta sesión — ver Manual_Tecnico_Backend_OPT.docx §14.7/§14.8 y .agents/context/modulo-operativo.md §10.</w:t>
+      </w:r>
+    </w:p>
+    <w:p>
+      <w:pPr/>
+      <w:r>
+        <w:t>6.10 Origen Sucursal/Operativo en el listado y enlace desde la ficha (sesión 2026-09-22, HU-OT-02/03 de src/documentos/HU/01_HU_Modulo_OT.html). ordenes-de-trabajo-list gana la columna "Origen": un chip "Sucursal" de solo lectura, o un chip clicable con el nombre del Operativo (navega a /operativos/:publicId) cuando la OT tiene uno asociado — dato derivado que llega en operativoPublicId/operativoNombre del OrdenDeTrabajoResumen, nunca calculado en el frontend. Suma también el checkbox "Solo Sucursal" (filtro soloSucursal), deshabilitado cuando ya hay un filtro de contexto operativoPublicId en la URL, para no combinar dos criterios contradictorios. orden-de-trabajo-ficha muestra un campo "Operativo" en la cabecera, con enlace a /operativos/:publicId, solo cuando la OT tiene uno asociado (operativoPublicId no nulo) — si no lo tiene, la sección no se muestra (no queda un campo vacío). Las otras 3 HU del documento (HU-OT-01, HU-OT-04, HU-OT-05) no requirieron cambios: ya estaban resueltas por el diseño existente. Verificado con npm run build/lint (limpios) y npm test (66/66 · 105/105, sin regresiones) — no verificado en navegador con sesión autenticada real.</w:t>
       </w:r>
     </w:p>
     <w:p>
@@ -5388,7 +5418,7 @@
         <w:pStyle w:val="ListBullet"/>
       </w:pPr>
       <w:r>
-        <w:t>Aplicar 009_modulo_operativo.sql contra dbOPT_NET y verificar el módulo Operativo (features/operativos/, §6.9) end-to-end con una sesión autenticada real — hoy solo está verificado con lint/build/test, sin backend aplicado a una base real.</w:t>
+        <w:t>Verificar el módulo Operativo completo (features/operativos/, §6.9/§6.9.1) end-to-end con una sesión autenticada real — hoy solo está verificado con lint/build/test, sin sesión autenticada real contra dbOPT_NET.</w:t>
       </w:r>
     </w:p>
     <w:sectPr>

--- a/src/documentos/Manual_Tecnico_Frontend_OPT.docx
+++ b/src/documentos/Manual_Tecnico_Frontend_OPT.docx
@@ -2252,6 +2252,12 @@
       <w:pPr/>
       <w:r>
         <w:t>Selector de sucursal en el menú (2026-09-15). Shell (layout/shell/) agrega, junto al menú de navegación, un selector de sucursal (mat-menu, ícono storefront) construido en el cliente: en el constructor pide Sucursales.listar() y lo filtra contra auth.usuarioActual()?.sucursalesAsignadas — deliberadamente sin un endpoint «mis sucursales» nuevo, porque el catálogo por usuario es chico. Con una sola sucursal asignada se muestra de solo lectura (.sucursal-unica, sin flecha de menú: no hay nada entre qué elegir); con más de una, el botón abre el menú y cada ítem llama a Auth.cambiarSucursal(id). En pantallas angostas colapsa a un icon-button con tooltip, igual que el resto de la barra. Ver 4.2 para el detalle de por qué el cambio no reemite el JWT.</w:t>
+      </w:r>
+    </w:p>
+    <w:p>
+      <w:pPr/>
+      <w:r>
+        <w:t>Reorganización del menú de navegación (2026-09-23). layout/shell/shell.ts (gruposNav) pasó de 9 grupos de primer nivel, la mayoría con un solo ítem, a 4 grupos en orden alfabético con sus ítems también alfabéticos: Administración (Empresas, Sucursales, Usuarios; antes «Organización»), Comercial (Clientes, Cobranza, Cobranza: Reporte, Operativos, Órdenes de Trabajo), Inventario (Ajustes, Compras, Enviar, Productos, Recibir, Stock; Productos y Compras dejaron de ser grupos propios) y Reportes (ítem único). Solo cambió la lista de datos: las rutas, el template y el comportamiento móvil (hamburguesa con submenús anidados) no se tocaron. Criterio para ítems nuevos: agregarlos al grupo funcional que corresponda, manteniendo el orden alfabético, y crear un grupo nuevo solo si no encaja en ninguno. No se ejecutaron lint/test ni se verificó en navegador.</w:t>
       </w:r>
     </w:p>
     <w:p>
